--- a/LLM_and_Enterprise_RAG_Bootcamp/Lab_Walkthroughs/Week_08_Lab_B_nli_based_response_grounding.docx
+++ b/LLM_and_Enterprise_RAG_Bootcamp/Lab_Walkthroughs/Week_08_Lab_B_nli_based_response_grounding.docx
@@ -155,6 +155,456 @@
           <w:sz w:val="22"/>
         </w:rPr>
         <w:t>Evaluate on 100 (question, answer, evidence) triples.</w:t>
+      </w:r>
+    </w:p>
+    <w:p>
+      <w:r>
+        <w:rPr>
+          <w:b/>
+          <w:color w:val="1E2761"/>
+          <w:sz w:val="32"/>
+        </w:rPr>
+        <w:t>Starter Code</w:t>
+      </w:r>
+    </w:p>
+    <w:p>
+      <w:r>
+        <w:rPr>
+          <w:color w:val="333333"/>
+          <w:sz w:val="22"/>
+        </w:rPr>
+        <w:t>Copy this into the lab workspace and fill in the marked sections.</w:t>
+      </w:r>
+    </w:p>
+    <w:p>
+      <w:pPr>
+        <w:spacing w:after="0" w:before="0"/>
+      </w:pPr>
+      <w:r>
+        <w:rPr>
+          <w:rFonts w:ascii="Consolas" w:hAnsi="Consolas"/>
+          <w:color w:val="101010"/>
+          <w:sz w:val="18"/>
+        </w:rPr>
+        <w:t>import torch</w:t>
+      </w:r>
+    </w:p>
+    <w:p>
+      <w:pPr>
+        <w:spacing w:after="0" w:before="0"/>
+      </w:pPr>
+      <w:r>
+        <w:rPr>
+          <w:rFonts w:ascii="Consolas" w:hAnsi="Consolas"/>
+          <w:color w:val="101010"/>
+          <w:sz w:val="18"/>
+        </w:rPr>
+        <w:t>from transformers import AutoTokenizer, AutoModelForSequenceClassification</w:t>
+      </w:r>
+    </w:p>
+    <w:p>
+      <w:pPr>
+        <w:spacing w:after="0" w:before="0"/>
+      </w:pPr>
+      <w:r>
+        <w:rPr>
+          <w:rFonts w:ascii="Consolas" w:hAnsi="Consolas"/>
+          <w:color w:val="101010"/>
+          <w:sz w:val="18"/>
+        </w:rPr>
+        <w:t xml:space="preserve"> </w:t>
+      </w:r>
+    </w:p>
+    <w:p>
+      <w:pPr>
+        <w:spacing w:after="0" w:before="0"/>
+      </w:pPr>
+      <w:r>
+        <w:rPr>
+          <w:rFonts w:ascii="Consolas" w:hAnsi="Consolas"/>
+          <w:color w:val="101010"/>
+          <w:sz w:val="18"/>
+        </w:rPr>
+        <w:t>MODEL = 'microsoft/deberta-large-mnli'</w:t>
+      </w:r>
+    </w:p>
+    <w:p>
+      <w:pPr>
+        <w:spacing w:after="0" w:before="0"/>
+      </w:pPr>
+      <w:r>
+        <w:rPr>
+          <w:rFonts w:ascii="Consolas" w:hAnsi="Consolas"/>
+          <w:color w:val="101010"/>
+          <w:sz w:val="18"/>
+        </w:rPr>
+        <w:t>tok = AutoTokenizer.from_pretrained(MODEL)</w:t>
+      </w:r>
+    </w:p>
+    <w:p>
+      <w:pPr>
+        <w:spacing w:after="0" w:before="0"/>
+      </w:pPr>
+      <w:r>
+        <w:rPr>
+          <w:rFonts w:ascii="Consolas" w:hAnsi="Consolas"/>
+          <w:color w:val="101010"/>
+          <w:sz w:val="18"/>
+        </w:rPr>
+        <w:t>nli = AutoModelForSequenceClassification.from_pretrained(MODEL).eval()</w:t>
+      </w:r>
+    </w:p>
+    <w:p>
+      <w:pPr>
+        <w:spacing w:after="0" w:before="0"/>
+      </w:pPr>
+      <w:r>
+        <w:rPr>
+          <w:rFonts w:ascii="Consolas" w:hAnsi="Consolas"/>
+          <w:color w:val="101010"/>
+          <w:sz w:val="18"/>
+        </w:rPr>
+        <w:t xml:space="preserve"> </w:t>
+      </w:r>
+    </w:p>
+    <w:p>
+      <w:pPr>
+        <w:spacing w:after="0" w:before="0"/>
+      </w:pPr>
+      <w:r>
+        <w:rPr>
+          <w:rFonts w:ascii="Consolas" w:hAnsi="Consolas"/>
+          <w:color w:val="101010"/>
+          <w:sz w:val="18"/>
+        </w:rPr>
+        <w:t>CLAIM_PROMPT = ('Split this answer into atomic factual claims, '</w:t>
+      </w:r>
+    </w:p>
+    <w:p>
+      <w:pPr>
+        <w:spacing w:after="0" w:before="0"/>
+      </w:pPr>
+      <w:r>
+        <w:rPr>
+          <w:rFonts w:ascii="Consolas" w:hAnsi="Consolas"/>
+          <w:color w:val="101010"/>
+          <w:sz w:val="18"/>
+        </w:rPr>
+        <w:t xml:space="preserve">                'one per line:\n{answer}')</w:t>
+      </w:r>
+    </w:p>
+    <w:p>
+      <w:pPr>
+        <w:spacing w:after="0" w:before="0"/>
+      </w:pPr>
+      <w:r>
+        <w:rPr>
+          <w:rFonts w:ascii="Consolas" w:hAnsi="Consolas"/>
+          <w:color w:val="101010"/>
+          <w:sz w:val="18"/>
+        </w:rPr>
+        <w:t xml:space="preserve"> </w:t>
+      </w:r>
+    </w:p>
+    <w:p>
+      <w:pPr>
+        <w:spacing w:after="0" w:before="0"/>
+      </w:pPr>
+      <w:r>
+        <w:rPr>
+          <w:rFonts w:ascii="Consolas" w:hAnsi="Consolas"/>
+          <w:color w:val="101010"/>
+          <w:sz w:val="18"/>
+        </w:rPr>
+        <w:t>@torch.no_grad()</w:t>
+      </w:r>
+    </w:p>
+    <w:p>
+      <w:pPr>
+        <w:spacing w:after="0" w:before="0"/>
+      </w:pPr>
+      <w:r>
+        <w:rPr>
+          <w:rFonts w:ascii="Consolas" w:hAnsi="Consolas"/>
+          <w:color w:val="101010"/>
+          <w:sz w:val="18"/>
+        </w:rPr>
+        <w:t>def entailment(premise, hypothesis):</w:t>
+      </w:r>
+    </w:p>
+    <w:p>
+      <w:pPr>
+        <w:spacing w:after="0" w:before="0"/>
+      </w:pPr>
+      <w:r>
+        <w:rPr>
+          <w:rFonts w:ascii="Consolas" w:hAnsi="Consolas"/>
+          <w:color w:val="101010"/>
+          <w:sz w:val="18"/>
+        </w:rPr>
+        <w:t xml:space="preserve">    inputs = tok(premise, hypothesis, truncation=True,</w:t>
+      </w:r>
+    </w:p>
+    <w:p>
+      <w:pPr>
+        <w:spacing w:after="0" w:before="0"/>
+      </w:pPr>
+      <w:r>
+        <w:rPr>
+          <w:rFonts w:ascii="Consolas" w:hAnsi="Consolas"/>
+          <w:color w:val="101010"/>
+          <w:sz w:val="18"/>
+        </w:rPr>
+        <w:t xml:space="preserve">                 max_length=512, return_tensors='pt')</w:t>
+      </w:r>
+    </w:p>
+    <w:p>
+      <w:pPr>
+        <w:spacing w:after="0" w:before="0"/>
+      </w:pPr>
+      <w:r>
+        <w:rPr>
+          <w:rFonts w:ascii="Consolas" w:hAnsi="Consolas"/>
+          <w:color w:val="101010"/>
+          <w:sz w:val="18"/>
+        </w:rPr>
+        <w:t xml:space="preserve">    probs = nli(**inputs).logits.softmax(-1)[0]</w:t>
+      </w:r>
+    </w:p>
+    <w:p>
+      <w:pPr>
+        <w:spacing w:after="0" w:before="0"/>
+      </w:pPr>
+      <w:r>
+        <w:rPr>
+          <w:rFonts w:ascii="Consolas" w:hAnsi="Consolas"/>
+          <w:color w:val="101010"/>
+          <w:sz w:val="18"/>
+        </w:rPr>
+        <w:t xml:space="preserve">    return probs[2].item()  # index 2 = entailment for this model</w:t>
+      </w:r>
+    </w:p>
+    <w:p>
+      <w:pPr>
+        <w:spacing w:after="0" w:before="0"/>
+      </w:pPr>
+      <w:r>
+        <w:rPr>
+          <w:rFonts w:ascii="Consolas" w:hAnsi="Consolas"/>
+          <w:color w:val="101010"/>
+          <w:sz w:val="18"/>
+        </w:rPr>
+        <w:t xml:space="preserve"> </w:t>
+      </w:r>
+    </w:p>
+    <w:p>
+      <w:pPr>
+        <w:spacing w:after="0" w:before="0"/>
+      </w:pPr>
+      <w:r>
+        <w:rPr>
+          <w:rFonts w:ascii="Consolas" w:hAnsi="Consolas"/>
+          <w:color w:val="101010"/>
+          <w:sz w:val="18"/>
+        </w:rPr>
+        <w:t>def grounding_score(answer, context_chunks, llm, threshold=0.7):</w:t>
+      </w:r>
+    </w:p>
+    <w:p>
+      <w:pPr>
+        <w:spacing w:after="0" w:before="0"/>
+      </w:pPr>
+      <w:r>
+        <w:rPr>
+          <w:rFonts w:ascii="Consolas" w:hAnsi="Consolas"/>
+          <w:color w:val="101010"/>
+          <w:sz w:val="18"/>
+        </w:rPr>
+        <w:t xml:space="preserve">    claims = [c for c in llm(CLAIM_PROMPT.format(answer=answer)).splitlines() if c.strip()]</w:t>
+      </w:r>
+    </w:p>
+    <w:p>
+      <w:pPr>
+        <w:spacing w:after="0" w:before="0"/>
+      </w:pPr>
+      <w:r>
+        <w:rPr>
+          <w:rFonts w:ascii="Consolas" w:hAnsi="Consolas"/>
+          <w:color w:val="101010"/>
+          <w:sz w:val="18"/>
+        </w:rPr>
+        <w:t xml:space="preserve">    scores = []</w:t>
+      </w:r>
+    </w:p>
+    <w:p>
+      <w:pPr>
+        <w:spacing w:after="0" w:before="0"/>
+      </w:pPr>
+      <w:r>
+        <w:rPr>
+          <w:rFonts w:ascii="Consolas" w:hAnsi="Consolas"/>
+          <w:color w:val="101010"/>
+          <w:sz w:val="18"/>
+        </w:rPr>
+        <w:t xml:space="preserve">    for claim in claims:</w:t>
+      </w:r>
+    </w:p>
+    <w:p>
+      <w:pPr>
+        <w:spacing w:after="0" w:before="0"/>
+      </w:pPr>
+      <w:r>
+        <w:rPr>
+          <w:rFonts w:ascii="Consolas" w:hAnsi="Consolas"/>
+          <w:color w:val="101010"/>
+          <w:sz w:val="18"/>
+        </w:rPr>
+        <w:t xml:space="preserve">        best = max(entailment(chunk, claim) for chunk in context_chunks)</w:t>
+      </w:r>
+    </w:p>
+    <w:p>
+      <w:pPr>
+        <w:spacing w:after="0" w:before="0"/>
+      </w:pPr>
+      <w:r>
+        <w:rPr>
+          <w:rFonts w:ascii="Consolas" w:hAnsi="Consolas"/>
+          <w:color w:val="101010"/>
+          <w:sz w:val="18"/>
+        </w:rPr>
+        <w:t xml:space="preserve">        scores.append((claim, best))</w:t>
+      </w:r>
+    </w:p>
+    <w:p>
+      <w:pPr>
+        <w:spacing w:after="0" w:before="0"/>
+      </w:pPr>
+      <w:r>
+        <w:rPr>
+          <w:rFonts w:ascii="Consolas" w:hAnsi="Consolas"/>
+          <w:color w:val="101010"/>
+          <w:sz w:val="18"/>
+        </w:rPr>
+        <w:t xml:space="preserve">    verdict = all(s &gt;= threshold for _, s in scores)</w:t>
+      </w:r>
+    </w:p>
+    <w:p>
+      <w:pPr>
+        <w:spacing w:after="0" w:before="0"/>
+      </w:pPr>
+      <w:r>
+        <w:rPr>
+          <w:rFonts w:ascii="Consolas" w:hAnsi="Consolas"/>
+          <w:color w:val="101010"/>
+          <w:sz w:val="18"/>
+        </w:rPr>
+        <w:t xml:space="preserve">    return verdict, scores</w:t>
+      </w:r>
+    </w:p>
+    <w:p>
+      <w:pPr>
+        <w:spacing w:after="0" w:before="0"/>
+      </w:pPr>
+      <w:r>
+        <w:rPr>
+          <w:rFonts w:ascii="Consolas" w:hAnsi="Consolas"/>
+          <w:color w:val="101010"/>
+          <w:sz w:val="18"/>
+        </w:rPr>
+        <w:t># TODO: evaluate on the 100 (question, answer, evidence) triples</w:t>
+      </w:r>
+    </w:p>
+    <w:p>
+      <w:pPr>
+        <w:spacing w:after="0" w:before="0"/>
+      </w:pPr>
+      <w:r>
+        <w:rPr>
+          <w:rFonts w:ascii="Consolas" w:hAnsi="Consolas"/>
+          <w:color w:val="101010"/>
+          <w:sz w:val="18"/>
+        </w:rPr>
+        <w:t># and report precision/recall of the rejection decision</w:t>
+      </w:r>
+    </w:p>
+    <w:p>
+      <w:pPr>
+        <w:spacing w:after="0" w:before="0"/>
+      </w:pPr>
+      <w:r>
+        <w:rPr>
+          <w:rFonts w:ascii="Consolas" w:hAnsi="Consolas"/>
+          <w:color w:val="101010"/>
+          <w:sz w:val="18"/>
+        </w:rPr>
+        <w:t xml:space="preserve"> </w:t>
+      </w:r>
+    </w:p>
+    <w:p>
+      <w:r>
+        <w:rPr>
+          <w:b/>
+          <w:color w:val="1E2761"/>
+          <w:sz w:val="32"/>
+        </w:rPr>
+        <w:t>Verification Checks</w:t>
+      </w:r>
+    </w:p>
+    <w:p>
+      <w:r>
+        <w:rPr>
+          <w:color w:val="333333"/>
+          <w:sz w:val="22"/>
+        </w:rPr>
+        <w:t>Run these before submitting. Each check catches a frequent failure.</w:t>
+      </w:r>
+    </w:p>
+    <w:p>
+      <w:pPr>
+        <w:pStyle w:val="ListBullet"/>
+      </w:pPr>
+      <w:r>
+        <w:rPr>
+          <w:color w:val="333333"/>
+          <w:sz w:val="22"/>
+        </w:rPr>
+        <w:t>entailment('The sky is blue.', 'The sky is blue.') scores above 0.9 (label-index sanity check).</w:t>
+      </w:r>
+    </w:p>
+    <w:p>
+      <w:pPr>
+        <w:pStyle w:val="ListBullet"/>
+      </w:pPr>
+      <w:r>
+        <w:rPr>
+          <w:color w:val="333333"/>
+          <w:sz w:val="22"/>
+        </w:rPr>
+        <w:t>A fabricated claim against unrelated context scores below 0.3.</w:t>
+      </w:r>
+    </w:p>
+    <w:p>
+      <w:pPr>
+        <w:pStyle w:val="ListBullet"/>
+      </w:pPr>
+      <w:r>
+        <w:rPr>
+          <w:color w:val="333333"/>
+          <w:sz w:val="22"/>
+        </w:rPr>
+        <w:t>Grounded answers in the 100-triple set pass and ungrounded ones fail at threshold 0.7 with at least 80 percent accuracy.</w:t>
+      </w:r>
+    </w:p>
+    <w:p>
+      <w:pPr>
+        <w:pStyle w:val="ListBullet"/>
+      </w:pPr>
+      <w:r>
+        <w:rPr>
+          <w:color w:val="333333"/>
+          <w:sz w:val="22"/>
+        </w:rPr>
+        <w:t>Batching claim-context pairs keeps verification under 400 ms per answer on GPU.</w:t>
       </w:r>
     </w:p>
     <w:p>
@@ -518,6 +968,7 @@
       </w:r>
     </w:p>
     <w:sectPr>
+      <w:footerReference w:type="default" r:id="rId9"/>
       <w:pgSz w:w="12240" w:h="15840"/>
       <w:pgMar w:top="1152" w:right="1296" w:bottom="1152" w:left="1296" w:header="720" w:footer="720" w:gutter="0"/>
       <w:cols w:space="720"/>
@@ -525,6 +976,25 @@
     </w:sectPr>
   </w:body>
 </w:document>
+</file>
+
+<file path=word/footer1.xml><?xml version="1.0" encoding="utf-8"?>
+<w:ftr xmlns:m="http://schemas.openxmlformats.org/officeDocument/2006/math" xmlns:mc="http://schemas.openxmlformats.org/markup-compatibility/2006" xmlns:mo="http://schemas.microsoft.com/office/mac/office/2008/main" xmlns:mv="urn:schemas-microsoft-com:mac:vml" xmlns:o="urn:schemas-microsoft-com:office:office" xmlns:r="http://schemas.openxmlformats.org/officeDocument/2006/relationships" xmlns:v="urn:schemas-microsoft-com:vml" xmlns:w10="urn:schemas-microsoft-com:office:word" xmlns:w14="http://schemas.microsoft.com/office/word/2010/wordml" xmlns:w="http://schemas.openxmlformats.org/wordprocessingml/2006/main" xmlns:wne="http://schemas.microsoft.com/office/word/2006/wordml" xmlns:wp14="http://schemas.microsoft.com/office/word/2010/wordprocessingDrawing" xmlns:wp="http://schemas.openxmlformats.org/drawingml/2006/wordprocessingDrawing" xmlns:wpc="http://schemas.microsoft.com/office/word/2010/wordprocessingCanvas" xmlns:wpg="http://schemas.microsoft.com/office/word/2010/wordprocessingGroup" xmlns:wpi="http://schemas.microsoft.com/office/word/2010/wordprocessingInk" xmlns:wps="http://schemas.microsoft.com/office/word/2010/wordprocessingShape" mc:Ignorable="w14 wp14">
+  <w:p>
+    <w:pPr>
+      <w:pStyle w:val="Footer"/>
+      <w:jc w:val="center"/>
+    </w:pPr>
+    <w:r>
+      <w:rPr>
+        <w:rFonts w:ascii="Calibri" w:hAnsi="Calibri"/>
+        <w:color w:val="333333"/>
+        <w:sz w:val="18"/>
+      </w:rPr>
+      <w:t>© 2026 Proxiant Academy | info@proxiant.com | proxiant.ai/training</w:t>
+    </w:r>
+  </w:p>
+</w:ftr>
 </file>
 
 <file path=word/numbering.xml><?xml version="1.0" encoding="utf-8"?>
